--- a/data/resume/lokesh-pulivarthi-resume.docx
+++ b/data/resume/lokesh-pulivarthi-resume.docx
@@ -12,6 +12,7 @@
           <w:rFonts w:ascii="Calibri" w:cs="Calibri" w:eastAsia="Calibri" w:hAnsi="Calibri"/>
           <w:b/>
           <w:bCs/>
+          <w:color w:val="1F4E79"/>
           <w:sz w:val="44"/>
           <w:szCs w:val="44"/>
         </w:rPr>
@@ -30,13 +31,80 @@
           <w:sz w:val="20"/>
           <w:szCs w:val="20"/>
         </w:rPr>
-        <w:t xml:space="preserve">(913) 742-9950  |  lokesh.pulivarthi@hotmail.com  |  linkedin.com/in/lokesh-pulivarthi  |  lokesh.dev  |  github.com/LXP86050</w:t>
+        <w:t xml:space="preserve">(913) 742-9950  |  </w:t>
+      </w:r>
+      <w:r>
+        <w:rPr>
+          <w:rFonts w:ascii="Calibri" w:cs="Calibri" w:eastAsia="Calibri" w:hAnsi="Calibri"/>
+          <w:color w:val="0563C1"/>
+          <w:sz w:val="20"/>
+          <w:szCs w:val="20"/>
+          <w:u w:val="single"/>
+        </w:rPr>
+        <w:t xml:space="preserve">lokesh.pulivarthi@hotmail.com</w:t>
+      </w:r>
+      <w:r>
+        <w:rPr>
+          <w:rFonts w:ascii="Calibri" w:cs="Calibri" w:eastAsia="Calibri" w:hAnsi="Calibri"/>
+          <w:color w:val="333333"/>
+          <w:sz w:val="20"/>
+          <w:szCs w:val="20"/>
+        </w:rPr>
+        <w:t xml:space="preserve">  |  </w:t>
+      </w:r>
+      <w:r>
+        <w:rPr>
+          <w:rFonts w:ascii="Calibri" w:cs="Calibri" w:eastAsia="Calibri" w:hAnsi="Calibri"/>
+          <w:color w:val="0563C1"/>
+          <w:sz w:val="20"/>
+          <w:szCs w:val="20"/>
+          <w:u w:val="single"/>
+        </w:rPr>
+        <w:t xml:space="preserve">linkedin.com/in/lokesh-pulivarthi</w:t>
+      </w:r>
+      <w:r>
+        <w:rPr>
+          <w:rFonts w:ascii="Calibri" w:cs="Calibri" w:eastAsia="Calibri" w:hAnsi="Calibri"/>
+          <w:color w:val="333333"/>
+          <w:sz w:val="20"/>
+          <w:szCs w:val="20"/>
+        </w:rPr>
+        <w:t xml:space="preserve">  |  </w:t>
+      </w:r>
+      <w:r>
+        <w:rPr>
+          <w:rFonts w:ascii="Calibri" w:cs="Calibri" w:eastAsia="Calibri" w:hAnsi="Calibri"/>
+          <w:color w:val="0563C1"/>
+          <w:sz w:val="20"/>
+          <w:szCs w:val="20"/>
+          <w:u w:val="single"/>
+        </w:rPr>
+        <w:t xml:space="preserve">lokeshpulivarthi.com</w:t>
+      </w:r>
+      <w:r>
+        <w:rPr>
+          <w:rFonts w:ascii="Calibri" w:cs="Calibri" w:eastAsia="Calibri" w:hAnsi="Calibri"/>
+          <w:color w:val="333333"/>
+          <w:sz w:val="20"/>
+          <w:szCs w:val="20"/>
+        </w:rPr>
+        <w:t xml:space="preserve">  |  </w:t>
+      </w:r>
+      <w:r>
+        <w:rPr>
+          <w:rFonts w:ascii="Calibri" w:cs="Calibri" w:eastAsia="Calibri" w:hAnsi="Calibri"/>
+          <w:color w:val="0563C1"/>
+          <w:sz w:val="20"/>
+          <w:szCs w:val="20"/>
+          <w:u w:val="single"/>
+        </w:rPr>
+        <w:t xml:space="preserve">github.com/LXP86050</w:t>
       </w:r>
     </w:p>
     <w:p>
       <w:pPr>
         <w:pBdr>
-          <w:bottom w:val="single" w:color="000000" w:sz="6" w:space="1"/>
+          <w:bottom w:val="single" w:color="1F4E79" w:sz="6" w:space="1"/>
         </w:pBdr>
         <w:spacing w:after="60" w:before="200"/>
       </w:pPr>
@@ -45,6 +113,7 @@
           <w:rFonts w:ascii="Calibri" w:cs="Calibri" w:eastAsia="Calibri" w:hAnsi="Calibri"/>
           <w:b/>
           <w:bCs/>
+          <w:color w:val="1F4E79"/>
           <w:spacing w:val="20"/>
           <w:sz w:val="23"/>
           <w:szCs w:val="23"/>
@@ -68,7 +137,7 @@
     <w:p>
       <w:pPr>
         <w:pBdr>
-          <w:bottom w:val="single" w:color="000000" w:sz="6" w:space="1"/>
+          <w:bottom w:val="single" w:color="1F4E79" w:sz="6" w:space="1"/>
         </w:pBdr>
         <w:spacing w:after="60" w:before="200"/>
       </w:pPr>
@@ -77,6 +146,7 @@
           <w:rFonts w:ascii="Calibri" w:cs="Calibri" w:eastAsia="Calibri" w:hAnsi="Calibri"/>
           <w:b/>
           <w:bCs/>
+          <w:color w:val="1F4E79"/>
           <w:spacing w:val="20"/>
           <w:sz w:val="23"/>
           <w:szCs w:val="23"/>
@@ -294,7 +364,7 @@
     <w:p>
       <w:pPr>
         <w:pBdr>
-          <w:bottom w:val="single" w:color="000000" w:sz="6" w:space="1"/>
+          <w:bottom w:val="single" w:color="1F4E79" w:sz="6" w:space="1"/>
         </w:pBdr>
         <w:spacing w:after="60" w:before="200"/>
       </w:pPr>
@@ -303,6 +373,7 @@
           <w:rFonts w:ascii="Calibri" w:cs="Calibri" w:eastAsia="Calibri" w:hAnsi="Calibri"/>
           <w:b/>
           <w:bCs/>
+          <w:color w:val="1F4E79"/>
           <w:spacing w:val="20"/>
           <w:sz w:val="23"/>
           <w:szCs w:val="23"/>
@@ -652,7 +723,7 @@
     <w:p>
       <w:pPr>
         <w:pBdr>
-          <w:bottom w:val="single" w:color="000000" w:sz="6" w:space="1"/>
+          <w:bottom w:val="single" w:color="1F4E79" w:sz="6" w:space="1"/>
         </w:pBdr>
         <w:spacing w:after="60" w:before="200"/>
       </w:pPr>
@@ -661,6 +732,7 @@
           <w:rFonts w:ascii="Calibri" w:cs="Calibri" w:eastAsia="Calibri" w:hAnsi="Calibri"/>
           <w:b/>
           <w:bCs/>
+          <w:color w:val="1F4E79"/>
           <w:spacing w:val="20"/>
           <w:sz w:val="23"/>
           <w:szCs w:val="23"/>
@@ -865,7 +937,7 @@
     <w:p>
       <w:pPr>
         <w:pBdr>
-          <w:bottom w:val="single" w:color="000000" w:sz="6" w:space="1"/>
+          <w:bottom w:val="single" w:color="1F4E79" w:sz="6" w:space="1"/>
         </w:pBdr>
         <w:spacing w:after="60" w:before="200"/>
       </w:pPr>
@@ -874,6 +946,7 @@
           <w:rFonts w:ascii="Calibri" w:cs="Calibri" w:eastAsia="Calibri" w:hAnsi="Calibri"/>
           <w:b/>
           <w:bCs/>
+          <w:color w:val="1F4E79"/>
           <w:spacing w:val="20"/>
           <w:sz w:val="23"/>
           <w:szCs w:val="23"/>
@@ -930,7 +1003,7 @@
     <w:p>
       <w:pPr>
         <w:pBdr>
-          <w:bottom w:val="single" w:color="000000" w:sz="6" w:space="1"/>
+          <w:bottom w:val="single" w:color="1F4E79" w:sz="6" w:space="1"/>
         </w:pBdr>
         <w:spacing w:after="60" w:before="200"/>
       </w:pPr>
@@ -939,6 +1012,7 @@
           <w:rFonts w:ascii="Calibri" w:cs="Calibri" w:eastAsia="Calibri" w:hAnsi="Calibri"/>
           <w:b/>
           <w:bCs/>
+          <w:color w:val="1F4E79"/>
           <w:spacing w:val="20"/>
           <w:sz w:val="23"/>
           <w:szCs w:val="23"/>

--- a/data/resume/lokesh-pulivarthi-resume.docx
+++ b/data/resume/lokesh-pulivarthi-resume.docx
@@ -79,7 +79,7 @@
           <w:szCs w:val="20"/>
           <w:u w:val="single"/>
         </w:rPr>
-        <w:t xml:space="preserve">lokeshpulivarthi.com</w:t>
+        <w:t xml:space="preserve">github.com/LXP86050</w:t>
       </w:r>
       <w:r>
         <w:rPr>
@@ -93,12 +93,14 @@
       <w:r>
         <w:rPr>
           <w:rFonts w:ascii="Calibri" w:cs="Calibri" w:eastAsia="Calibri" w:hAnsi="Calibri"/>
+          <w:b/>
+          <w:bCs/>
           <w:color w:val="0563C1"/>
           <w:sz w:val="20"/>
           <w:szCs w:val="20"/>
           <w:u w:val="single"/>
         </w:rPr>
-        <w:t xml:space="preserve">github.com/LXP86050</w:t>
+        <w:t xml:space="preserve">lokeshpulivarthi.com</w:t>
       </w:r>
     </w:p>
     <w:p>

--- a/data/resume/lokesh-pulivarthi-resume.docx
+++ b/data/resume/lokesh-pulivarthi-resume.docx
@@ -133,7 +133,7 @@
           <w:sz w:val="21"/>
           <w:szCs w:val="21"/>
         </w:rPr>
-        <w:t xml:space="preserve">Software Engineer (SDE II) with 6+ years building scalable distributed systems, agentic AI applications, and cloud-native platforms. Hands-on experience designing Retrieval-Augmented Generation (RAG) pipelines with Large Language Models (LLMs), Kubernetes-based microservices on Azure, and high-throughput REST APIs. Track record of reducing latency, improving system reliability and high availability, and scaling production systems to handle thousands of concurrent requests with secure, observable, production-grade deployments. AWS and Google Cloud certified.</w:t>
+        <w:t xml:space="preserve">Software Engineer (SDE II) with 7+ years building scalable distributed systems, agentic AI applications, and cloud-native platforms. Hands-on experience designing Retrieval-Augmented Generation (RAG) pipelines with Large Language Models (LLMs), Kubernetes-based microservices on Azure, and high-throughput REST APIs. Track record of reducing latency, improving system reliability and high availability, and scaling production systems to handle thousands of concurrent requests with secure, observable, production-grade deployments. AWS and Google Cloud certified.</w:t>
       </w:r>
     </w:p>
     <w:p>

--- a/data/resume/lokesh-pulivarthi-resume.docx
+++ b/data/resume/lokesh-pulivarthi-resume.docx
@@ -133,7 +133,7 @@
           <w:sz w:val="21"/>
           <w:szCs w:val="21"/>
         </w:rPr>
-        <w:t xml:space="preserve">Software Engineer (SDE II) with 7+ years building scalable distributed systems, agentic AI applications, and cloud-native platforms. Hands-on experience designing Retrieval-Augmented Generation (RAG) pipelines with Large Language Models (LLMs), Kubernetes-based microservices on Azure, and high-throughput REST APIs. Track record of reducing latency, improving system reliability and high availability, and scaling production systems to handle thousands of concurrent requests with secure, observable, production-grade deployments. AWS and Google Cloud certified.</w:t>
+        <w:t xml:space="preserve">Software Engineer (SDE II) with around 7 years building scalable distributed systems, agentic AI applications, and cloud-native platforms. Hands-on experience designing Retrieval-Augmented Generation (RAG) pipelines with Large Language Models (LLMs), Kubernetes-based microservices on Azure, and high-throughput REST APIs. Track record of reducing latency, improving system reliability and high availability, and scaling production systems to handle thousands of concurrent requests with secure, observable, production-grade deployments. AWS and Google Cloud certified.</w:t>
       </w:r>
     </w:p>
     <w:p>
